--- a/policies/build/masters/HCO.COP.4_v2_master.docx
+++ b/policies/build/masters/HCO.COP.4_v2_master.docx
@@ -406,7 +406,7 @@
                 <w:sz w:val="18"/>
                 <w:szCs w:val="18"/>
               </w:rPr>
-              <w:t xml:space="preserve">«Patient Rights Officer»  Name «________»</w:t>
+              <w:t xml:space="preserve">«Medical Superintendent»  Name «________»</w:t>
             </w:r>
           </w:p>
         </w:tc>
@@ -815,7 +815,7 @@
           <w:sz w:val="22"/>
           <w:szCs w:val="22"/>
         </w:rPr>
-        <w:t xml:space="preserve">1. Do not skip: The organisation identies potential community emergencies, epidemics and other disasters.</w:t>
+        <w:t xml:space="preserve">1. Do not skip: The organisation identifies potential community emergencies, epidemics and other disasters.</w:t>
       </w:r>
     </w:p>
     <w:p>
@@ -881,7 +881,7 @@
         <w:spacing w:after="100" w:before="220"/>
       </w:pPr>
       <w:r>
-        <w:t xml:space="preserve">5.1 The organisation identies potential community emergencies, epidemics..</w:t>
+        <w:t xml:space="preserve">5.1 The organisation identifies potential community emergencies, epidemic..</w:t>
       </w:r>
     </w:p>
     <w:p>
@@ -893,7 +893,7 @@
           <w:sz w:val="22"/>
           <w:szCs w:val="22"/>
         </w:rPr>
-        <w:t xml:space="preserve">The organisation identies potential community emergencies, epidemics and other disasters.</w:t>
+        <w:t xml:space="preserve">The organisation identifies potential community emergencies, epidemics and other disasters.</w:t>
       </w:r>
     </w:p>
     <w:p>
@@ -2147,7 +2147,7 @@
           <w:sz w:val="22"/>
           <w:szCs w:val="22"/>
         </w:rPr>
-        <w:t xml:space="preserve">Medical Superintendent; Medical Superintendent; Quality Coordinator; department clinical staff covered by COP.4.</w:t>
+        <w:t xml:space="preserve">Medical Superintendent; Quality Coordinator; department clinical staff covered by COP.4</w:t>
       </w:r>
     </w:p>
     <w:p>
@@ -2352,7 +2352,7 @@
                 <w:sz w:val="18"/>
                 <w:szCs w:val="18"/>
               </w:rPr>
-              <w:t xml:space="preserve">The organisation identies potential community emergencies, epidemics and other disasters.</w:t>
+              <w:t xml:space="preserve">The organisation identifies potential community emergencies, epidemics and other disasters.</w:t>
             </w:r>
           </w:p>
         </w:tc>
@@ -2701,7 +2701,7 @@
         <w:spacing w:after="100" w:before="220"/>
       </w:pPr>
       <w:r>
-        <w:t xml:space="preserve">COP.4.a — The organisation identies potential community emergencies, epidemics and other disasters.</w:t>
+        <w:t xml:space="preserve">COP.4.a — The organisation identifies potential community emergencies, epidemics and other disasters.</w:t>
       </w:r>
     </w:p>
     <w:p>
